--- a/level4/curriculum/Level4_Lesson4.docx
+++ b/level4/curriculum/Level4_Lesson4.docx
@@ -4841,7 +4841,7 @@
                 <w:i w:val="0"/>
                 <w:sz w:val="23"/>
               </w:rPr>
-              <w:t>gonna</w:t>
+              <w:t>going to</w:t>
             </w:r>
             <w:r>
               <w:rPr>
@@ -4873,7 +4873,7 @@
                 <w:i w:val="0"/>
                 <w:sz w:val="23"/>
               </w:rPr>
-              <w:t>wanna</w:t>
+              <w:t>want to</w:t>
             </w:r>
             <w:r>
               <w:rPr>
@@ -4943,7 +4943,7 @@
                 <w:i w:val="0"/>
                 <w:sz w:val="23"/>
               </w:rPr>
-              <w:t xml:space="preserve"> read the script aloud with a volunteer (about 2:07), at a natural speed, two times. Say </w:t>
+              <w:t xml:space="preserve"> read the script aloud with a volunteer (about 2:07), at a natural speed, two times. The script says </w:t>
             </w:r>
             <w:r>
               <w:rPr>
@@ -4951,7 +4951,7 @@
                 <w:i/>
                 <w:sz w:val="23"/>
               </w:rPr>
-              <w:t>gonna</w:t>
+              <w:t>going to</w:t>
             </w:r>
             <w:r>
               <w:rPr>
@@ -4967,6 +4967,38 @@
                 <w:i/>
                 <w:sz w:val="23"/>
               </w:rPr>
+              <w:t>want to</w:t>
+            </w:r>
+            <w:r>
+              <w:rPr>
+                <w:b w:val="0"/>
+                <w:i w:val="0"/>
+                <w:sz w:val="23"/>
+              </w:rPr>
+              <w:t xml:space="preserve">. People often say </w:t>
+            </w:r>
+            <w:r>
+              <w:rPr>
+                <w:b w:val="0"/>
+                <w:i/>
+                <w:sz w:val="23"/>
+              </w:rPr>
+              <w:t>gonna</w:t>
+            </w:r>
+            <w:r>
+              <w:rPr>
+                <w:b w:val="0"/>
+                <w:i w:val="0"/>
+                <w:sz w:val="23"/>
+              </w:rPr>
+              <w:t xml:space="preserve"> and </w:t>
+            </w:r>
+            <w:r>
+              <w:rPr>
+                <w:b w:val="0"/>
+                <w:i/>
+                <w:sz w:val="23"/>
+              </w:rPr>
               <w:t>wanna</w:t>
             </w:r>
             <w:r>
@@ -4975,7 +5007,7 @@
                 <w:i w:val="0"/>
                 <w:sz w:val="23"/>
               </w:rPr>
-              <w:t xml:space="preserve"> where the script has them. When the audio is ready, it plays the conversation once; press play again for play 2. A third play is fine if the class needs it.</w:t>
+              <w:t>; learners only need to recognize those words. When the audio is ready, it plays the conversation once; press play again for play 2. A third play is fine if the class needs it.</w:t>
             </w:r>
           </w:p>
           <w:p>
@@ -6621,7 +6653,7 @@
                 <w:i w:val="0"/>
                 <w:sz w:val="22"/>
               </w:rPr>
-              <w:t xml:space="preserve"> the recording is coming soon. Until then, read the script aloud two times, with a volunteer if you can, at a natural, friendly speed. Say </w:t>
+              <w:t xml:space="preserve"> the recording is coming soon. Until then, read the script aloud two times, with a volunteer if you can, at a natural, friendly speed. The script says </w:t>
             </w:r>
             <w:r>
               <w:rPr>
@@ -6629,7 +6661,7 @@
                 <w:i/>
                 <w:sz w:val="22"/>
               </w:rPr>
-              <w:t>gonna</w:t>
+              <w:t>going to</w:t>
             </w:r>
             <w:r>
               <w:rPr>
@@ -6645,6 +6677,38 @@
                 <w:i/>
                 <w:sz w:val="22"/>
               </w:rPr>
+              <w:t>want to</w:t>
+            </w:r>
+            <w:r>
+              <w:rPr>
+                <w:b w:val="0"/>
+                <w:i w:val="0"/>
+                <w:sz w:val="22"/>
+              </w:rPr>
+              <w:t xml:space="preserve">. People often say </w:t>
+            </w:r>
+            <w:r>
+              <w:rPr>
+                <w:b w:val="0"/>
+                <w:i/>
+                <w:sz w:val="22"/>
+              </w:rPr>
+              <w:t>gonna</w:t>
+            </w:r>
+            <w:r>
+              <w:rPr>
+                <w:b w:val="0"/>
+                <w:i w:val="0"/>
+                <w:sz w:val="22"/>
+              </w:rPr>
+              <w:t xml:space="preserve"> and </w:t>
+            </w:r>
+            <w:r>
+              <w:rPr>
+                <w:b w:val="0"/>
+                <w:i/>
+                <w:sz w:val="22"/>
+              </w:rPr>
               <w:t>wanna</w:t>
             </w:r>
             <w:r>
@@ -6653,7 +6717,7 @@
                 <w:i w:val="0"/>
                 <w:sz w:val="22"/>
               </w:rPr>
-              <w:t xml:space="preserve"> where the script has them.</w:t>
+              <w:t>; learners only need to recognize those words.</w:t>
             </w:r>
           </w:p>
         </w:tc>
@@ -6736,7 +6800,7 @@
                 <w:i w:val="0"/>
                 <w:sz w:val="22"/>
               </w:rPr>
-              <w:t xml:space="preserve"> Hi, Amina. I'm Daniel. I'm gonna ask you a few questions for your health history. What brings you in today?</w:t>
+              <w:t xml:space="preserve"> Hi, Amina. I'm Daniel. I'm going to ask you a few questions for your health history. What brings you in today?</w:t>
             </w:r>
           </w:p>
           <w:p>
@@ -7030,7 +7094,7 @@
                 <w:i w:val="0"/>
                 <w:sz w:val="22"/>
               </w:rPr>
-              <w:t xml:space="preserve"> Good. Now let me check your blood pressure. It's one eighteen over seventy-six. That's fine. The doctor's gonna see you in a few minutes.</w:t>
+              <w:t xml:space="preserve"> Good. Now let me check your blood pressure. It looks normal. The doctor's going to see you in a few minutes.</w:t>
             </w:r>
           </w:p>
           <w:p>
@@ -7135,7 +7199,7 @@
                 <w:i w:val="0"/>
                 <w:sz w:val="22"/>
               </w:rPr>
-              <w:t xml:space="preserve"> You're right. I wanna make an appointment with the dentist.</w:t>
+              <w:t xml:space="preserve"> You're right. I want to make an appointment with the dentist.</w:t>
             </w:r>
           </w:p>
           <w:p>
@@ -7961,7 +8025,7 @@
           <w:i w:val="0"/>
           <w:sz w:val="23"/>
         </w:rPr>
-        <w:t xml:space="preserve"> the listening has </w:t>
+        <w:t xml:space="preserve"> the listening says </w:t>
       </w:r>
       <w:r>
         <w:rPr>
@@ -7969,7 +8033,7 @@
           <w:i/>
           <w:sz w:val="23"/>
         </w:rPr>
-        <w:t>gonna</w:t>
+        <w:t>going to</w:t>
       </w:r>
       <w:r>
         <w:rPr>
@@ -7985,7 +8049,7 @@
           <w:i/>
           <w:sz w:val="23"/>
         </w:rPr>
-        <w:t>wanna</w:t>
+        <w:t>want to</w:t>
       </w:r>
       <w:r>
         <w:rPr>
@@ -7993,7 +8057,7 @@
           <w:i w:val="0"/>
           <w:sz w:val="23"/>
         </w:rPr>
-        <w:t xml:space="preserve">. Learners need to understand them; they can always say </w:t>
+        <w:t xml:space="preserve">. People often say </w:t>
       </w:r>
       <w:r>
         <w:rPr>
@@ -8001,7 +8065,7 @@
           <w:i/>
           <w:sz w:val="23"/>
         </w:rPr>
-        <w:t>going to</w:t>
+        <w:t>gonna</w:t>
       </w:r>
       <w:r>
         <w:rPr>
@@ -8017,7 +8081,7 @@
           <w:i/>
           <w:sz w:val="23"/>
         </w:rPr>
-        <w:t>want to</w:t>
+        <w:t>wanna</w:t>
       </w:r>
       <w:r>
         <w:rPr>
@@ -8025,7 +8089,7 @@
           <w:i w:val="0"/>
           <w:sz w:val="23"/>
         </w:rPr>
-        <w:t>.</w:t>
+        <w:t>. Learners only need to recognize the short forms; they can always say the full forms.</w:t>
       </w:r>
     </w:p>
     <w:p>
@@ -11267,7 +11331,7 @@
           <w:i w:val="0"/>
           <w:sz w:val="26"/>
         </w:rPr>
-        <w:t>gonna</w:t>
+        <w:t>going to</w:t>
       </w:r>
       <w:r>
         <w:rPr>
@@ -11299,7 +11363,7 @@
           <w:i w:val="0"/>
           <w:sz w:val="26"/>
         </w:rPr>
-        <w:t>wanna</w:t>
+        <w:t>want to</w:t>
       </w:r>
       <w:r>
         <w:rPr>

--- a/level4/curriculum/Level4_Lesson4.docx
+++ b/level4/curriculum/Level4_Lesson4.docx
@@ -35,7 +35,7 @@
           <w:i w:val="0"/>
           <w:sz w:val="22"/>
         </w:rPr>
-        <w:t xml:space="preserve"> Draft for review; not published.</w:t>
+        <w:t xml:space="preserve"> Complete lesson (all 13 Level 4 lessons are published).</w:t>
       </w:r>
     </w:p>
     <w:p>
@@ -134,7 +134,25 @@
           <w:i w:val="0"/>
           <w:sz w:val="22"/>
         </w:rPr>
-        <w:t>). Listening audio: not recorded yet (coming soon); until then, read the listening script in this plan aloud.</w:t>
+        <w:t xml:space="preserve">). Audio: </w:t>
+      </w:r>
+      <w:r>
+        <w:rPr>
+          <w:rFonts w:ascii="Consolas" w:hAnsi="Consolas"/>
+          <w:b w:val="0"/>
+          <w:i w:val="0"/>
+          <w:color w:val="8B1A1A"/>
+          <w:sz w:val="22"/>
+        </w:rPr>
+        <w:t>audio/L4_L4_listening.mp3</w:t>
+      </w:r>
+      <w:r>
+        <w:rPr>
+          <w:b w:val="0"/>
+          <w:i w:val="0"/>
+          <w:sz w:val="22"/>
+        </w:rPr>
+        <w:t>.</w:t>
       </w:r>
     </w:p>
     <w:tbl>
@@ -500,7 +518,7 @@
                 <w:i w:val="0"/>
                 <w:sz w:val="19"/>
               </w:rPr>
-              <w:t>Picture and license credits</w:t>
+              <w:t>Picture, audio, and license credits</w:t>
             </w:r>
           </w:p>
         </w:tc>
@@ -1976,15 +1994,17 @@
                 <w:i w:val="0"/>
                 <w:sz w:val="23"/>
               </w:rPr>
-              <w:t xml:space="preserve">Listening: </w:t>
-            </w:r>
-            <w:r>
-              <w:rPr>
-                <w:b/>
-                <w:i w:val="0"/>
+              <w:t xml:space="preserve">Listening: phone + small speaker, </w:t>
+            </w:r>
+            <w:r>
+              <w:rPr>
+                <w:rFonts w:ascii="Consolas" w:hAnsi="Consolas"/>
+                <w:b w:val="0"/>
+                <w:i w:val="0"/>
+                <w:color w:val="8B1A1A"/>
                 <w:sz w:val="23"/>
               </w:rPr>
-              <w:t>no recording yet.</w:t>
+              <w:t>L4_L4_listening.mp3</w:t>
             </w:r>
             <w:r>
               <w:rPr>
@@ -1992,7 +2012,7 @@
                 <w:i w:val="0"/>
                 <w:sz w:val="23"/>
               </w:rPr>
-              <w:t xml:space="preserve"> Read the listening script aloud (with a volunteer if you can), at a natural speed, two times.</w:t>
+              <w:t xml:space="preserve"> (about 1:58). No speaker? Read the script aloud with a volunteer.</w:t>
             </w:r>
           </w:p>
           <w:p>
@@ -4935,7 +4955,7 @@
                 <w:i w:val="0"/>
                 <w:sz w:val="23"/>
               </w:rPr>
-              <w:t>No recording yet:</w:t>
+              <w:t>The audio plays the conversation once (about 1:58).</w:t>
             </w:r>
             <w:r>
               <w:rPr>
@@ -4943,7 +4963,7 @@
                 <w:i w:val="0"/>
                 <w:sz w:val="23"/>
               </w:rPr>
-              <w:t xml:space="preserve"> read the script aloud with a volunteer (about 2:07), at a natural speed, two times. The script says </w:t>
+              <w:t xml:space="preserve"> Press play again for play 2. A third play is fine if the class needs it. The script says </w:t>
             </w:r>
             <w:r>
               <w:rPr>
@@ -5007,7 +5027,7 @@
                 <w:i w:val="0"/>
                 <w:sz w:val="23"/>
               </w:rPr>
-              <w:t>; learners only need to recognize those words. When the audio is ready, it plays the conversation once; press play again for play 2. A third play is fine if the class needs it.</w:t>
+              <w:t>; learners only need to recognize those words.</w:t>
             </w:r>
           </w:p>
           <w:p>
@@ -6604,7 +6624,26 @@
           <w:color w:val="1B6F7A"/>
           <w:sz w:val="30"/>
         </w:rPr>
-        <w:t>Listening script (not recorded yet; about 2:07 when recorded; the conversation plays once, so press play again for the second listen)</w:t>
+        <w:t xml:space="preserve">Listening script: </w:t>
+      </w:r>
+      <w:r>
+        <w:rPr>
+          <w:rFonts w:ascii="Consolas" w:hAnsi="Consolas"/>
+          <w:b/>
+          <w:i w:val="0"/>
+          <w:color w:val="8B1A1A"/>
+          <w:sz w:val="30"/>
+        </w:rPr>
+        <w:t>L4_L4_listening.mp3</w:t>
+      </w:r>
+      <w:r>
+        <w:rPr>
+          <w:b/>
+          <w:i w:val="0"/>
+          <w:color w:val="1B6F7A"/>
+          <w:sz w:val="30"/>
+        </w:rPr>
+        <w:t xml:space="preserve"> (about 1:58; the conversation plays once, so press play again for the second listen)</w:t>
       </w:r>
     </w:p>
     <w:tbl>
@@ -6653,7 +6692,25 @@
                 <w:i w:val="0"/>
                 <w:sz w:val="22"/>
               </w:rPr>
-              <w:t xml:space="preserve"> the recording is coming soon. Until then, read the script aloud two times, with a volunteer if you can, at a natural, friendly speed. The script says </w:t>
+              <w:t xml:space="preserve"> play </w:t>
+            </w:r>
+            <w:r>
+              <w:rPr>
+                <w:rFonts w:ascii="Consolas" w:hAnsi="Consolas"/>
+                <w:b w:val="0"/>
+                <w:i w:val="0"/>
+                <w:color w:val="8B1A1A"/>
+                <w:sz w:val="22"/>
+              </w:rPr>
+              <w:t>L4_L4_listening.mp3</w:t>
+            </w:r>
+            <w:r>
+              <w:rPr>
+                <w:b w:val="0"/>
+                <w:i w:val="0"/>
+                <w:sz w:val="22"/>
+              </w:rPr>
+              <w:t xml:space="preserve"> from a phone + small speaker. No speaker? Read the script with a volunteer, at a natural, friendly speed. The script says </w:t>
             </w:r>
             <w:r>
               <w:rPr>
@@ -19199,7 +19256,7 @@
           <w:i w:val="0"/>
           <w:sz w:val="22"/>
         </w:rPr>
-        <w:t>Listening audio: not recorded yet. When it is made, it will use synthetic voices made with Chatterbox TTS (Resemble AI, MIT License), cloned from synthetic reference clips made with Kokoro-82M (Apache License 2.0), with no recordings of real people. The names and the story are invented.</w:t>
+        <w:t>Listening audio: synthetic voices made with Chatterbox TTS (Resemble AI, MIT License), cloned from synthetic reference clips made with Kokoro-82M (Apache License 2.0). No recordings of real people were used. Each file carries an inaudible Perth watermark marking it as AI-generated. The names and the story are invented.</w:t>
       </w:r>
     </w:p>
     <w:p>
@@ -19237,7 +19294,7 @@
         <w:color w:val="555555"/>
         <w:sz w:val="17"/>
       </w:rPr>
-      <w:t xml:space="preserve">Level 4 ESL · Lesson 4 · Draft for review   |   page </w:t>
+      <w:t xml:space="preserve">Level 4 ESL · Lesson 4   |   page </w:t>
     </w:r>
     <w:r>
       <w:rPr>

--- a/level4/curriculum/Level4_Lesson4.docx
+++ b/level4/curriculum/Level4_Lesson4.docx
@@ -8114,7 +8114,7 @@
           <w:i w:val="0"/>
           <w:sz w:val="23"/>
         </w:rPr>
-        <w:t xml:space="preserve">. People often say </w:t>
+        <w:t xml:space="preserve">. Tell learners: people often say </w:t>
       </w:r>
       <w:r>
         <w:rPr>
@@ -8146,7 +8146,7 @@
           <w:i w:val="0"/>
           <w:sz w:val="23"/>
         </w:rPr>
-        <w:t>. Learners only need to recognize the short forms; they can always say the full forms.</w:t>
+        <w:t>, and they will hear them a lot. The short forms are fine in casual talk; in writing or at a job interview, use the full forms.</w:t>
       </w:r>
     </w:p>
     <w:p>
@@ -11428,7 +11428,39 @@
           <w:i w:val="0"/>
           <w:sz w:val="26"/>
         </w:rPr>
-        <w:t xml:space="preserve"> make an appointment." You can say </w:t>
+        <w:t xml:space="preserve"> make an appointment." People often say </w:t>
+      </w:r>
+      <w:r>
+        <w:rPr>
+          <w:b w:val="0"/>
+          <w:i/>
+          <w:sz w:val="26"/>
+        </w:rPr>
+        <w:t>gonna</w:t>
+      </w:r>
+      <w:r>
+        <w:rPr>
+          <w:b w:val="0"/>
+          <w:i w:val="0"/>
+          <w:sz w:val="26"/>
+        </w:rPr>
+        <w:t xml:space="preserve"> (going to) and </w:t>
+      </w:r>
+      <w:r>
+        <w:rPr>
+          <w:b w:val="0"/>
+          <w:i/>
+          <w:sz w:val="26"/>
+        </w:rPr>
+        <w:t>wanna</w:t>
+      </w:r>
+      <w:r>
+        <w:rPr>
+          <w:b w:val="0"/>
+          <w:i w:val="0"/>
+          <w:sz w:val="26"/>
+        </w:rPr>
+        <w:t xml:space="preserve"> (want to), and you will hear them a lot. They are fine with friends; in writing or at a job interview, use </w:t>
       </w:r>
       <w:r>
         <w:rPr>
